--- a/Thomas_Szymanski_Resume.docx
+++ b/Thomas_Szymanski_Resume.docx
@@ -164,7 +164,7 @@
         <w:spacing w:after="0" w:before="0" w:line="240"/>
       </w:pPr>
       <w:r>
-        <w:t xml:space="preserve">President of the Society for Statistics Students  |  Full merit scholarship to Macaulay Honors College (4 years)  |  Cooper Fellow</w:t>
+        <w:t xml:space="preserve">Full merit scholarship to Macaulay Honors College (4 years)  |  Cooper Fellow</w:t>
       </w:r>
     </w:p>
     <w:p>
@@ -251,7 +251,7 @@
           <w:i/>
           <w:iCs/>
         </w:rPr>
-        <w:t xml:space="preserve">Independent Study Researcher</w:t>
+        <w:t xml:space="preserve">President</w:t>
       </w:r>
       <w:r>
         <w:t xml:space="preserve">, </w:t>
@@ -261,16 +261,16 @@
           <w:b/>
           <w:bCs/>
         </w:rPr>
-        <w:t xml:space="preserve">NYU Steinhardt</w:t>
-      </w:r>
-      <w:r>
-        <w:t xml:space="preserve">, New York, NY</w:t>
+        <w:t xml:space="preserve">Society for Statistics Students</w:t>
+      </w:r>
+      <w:r>
+        <w:t xml:space="preserve">, NYU Steinhardt, New York, NY</w:t>
       </w:r>
       <w:r>
         <w:t xml:space="preserve">	</w:t>
       </w:r>
       <w:r>
-        <w:t xml:space="preserve">May 2026 – July 2026</w:t>
+        <w:t xml:space="preserve">September 2026 – Present</w:t>
       </w:r>
     </w:p>
     <w:p>
@@ -284,7 +284,15 @@
         <w:spacing w:after="0" w:before="0" w:line="240"/>
       </w:pPr>
       <w:r>
-        <w:t xml:space="preserve">Conducted supervised research under Prof. Klint Kanopka applying Generalizability Theory (G-theory) to evaluate the performance and reliability of AI agentic systems, adapting classical psychometric methods to decompose variance across conditions, tasks, and raters.</w:t>
+        <w:t xml:space="preserve">Co-founded the Portfolio Projects Initiative (</w:t>
+      </w:r>
+      <w:hyperlink w:history="1" r:id="rIdPortfolioProjects">
+        <w:r>
+          <w:t xml:space="preserve">nyu-statistics-club.vercel.app/portfolio-projects</w:t>
+        </w:r>
+      </w:hyperlink>
+      <w:r>
+        <w:t xml:space="preserve">), an independent, student-run research program pairing A3SR Master’s students with partner organizations on applied statistics projects in commercial analytics, social impact, data journalism, and public policy.</w:t>
       </w:r>
     </w:p>
     <w:p>
@@ -298,7 +306,7 @@
         <w:spacing w:after="0" w:before="0" w:line="240"/>
       </w:pPr>
       <w:r>
-        <w:t xml:space="preserve">Ran G-theory modeling on GPT-5.4 Mini’s completion of GAIA level one tasks under a crossed (agentic hierarchy × reasoning) design; found that varying agentic hierarchy under the smolagents (HuggingFace) framework drove variance in the resulting dataset.</w:t>
+        <w:t xml:space="preserve">Collaborated on the student matching process, research timeline, and public GitHub publishing model; interviewed student applicants for the inaugural research cycle.</w:t>
       </w:r>
     </w:p>
     <w:p>
@@ -317,7 +325,7 @@
           <w:i/>
           <w:iCs/>
         </w:rPr>
-        <w:t xml:space="preserve">ARAC Tutor</w:t>
+        <w:t xml:space="preserve">Independent Study Researcher</w:t>
       </w:r>
       <w:r>
         <w:t xml:space="preserve">, </w:t>
@@ -327,7 +335,7 @@
           <w:b/>
           <w:bCs/>
         </w:rPr>
-        <w:t xml:space="preserve">America Reads and Counts at NYU</w:t>
+        <w:t xml:space="preserve">NYU Steinhardt</w:t>
       </w:r>
       <w:r>
         <w:t xml:space="preserve">, New York, NY</w:t>
@@ -336,7 +344,7 @@
         <w:t xml:space="preserve">	</w:t>
       </w:r>
       <w:r>
-        <w:t xml:space="preserve">October 2025 – Present</w:t>
+        <w:t xml:space="preserve">May 2026 – July 2026</w:t>
       </w:r>
     </w:p>
     <w:p>
@@ -350,7 +358,7 @@
         <w:spacing w:after="0" w:before="0" w:line="240"/>
       </w:pPr>
       <w:r>
-        <w:t xml:space="preserve">Delivered embedded tutoring in a 5th-grade P.S. 42 classroom, designing small-group activities and original materials.</w:t>
+        <w:t xml:space="preserve">Conducted supervised research under Prof. Klint Kanopka applying Generalizability Theory (G-theory) to evaluate the performance and reliability of AI agentic systems, adapting classical psychometric methods to decompose variance across conditions, tasks, and raters.</w:t>
       </w:r>
     </w:p>
     <w:p>
@@ -364,7 +372,45 @@
         <w:spacing w:after="0" w:before="0" w:line="240"/>
       </w:pPr>
       <w:r>
-        <w:t xml:space="preserve">Conducted reading and numeracy interventions for English learners, leveraging Spanish and Russian fluency to bridge language gaps; began learning Mandarin Chinese to better serve the classroom’s large Chinese-speaking population.</w:t>
+        <w:t xml:space="preserve">Ran G-theory modeling on GPT-5.4 Mini’s completion of GAIA level one tasks under a crossed (agentic hierarchy × reasoning) design; found that varying agentic hierarchy under the smolagents (HuggingFace) framework drove variance in the resulting dataset.</w:t>
+      </w:r>
+    </w:p>
+    <w:p>
+      <w:pPr>
+        <w:keepNext/>
+        <w:keepLines/>
+        <w:tabs>
+          <w:tab w:val="right" w:pos="10800"/>
+        </w:tabs>
+        <w:spacing w:after="0" w:before="50" w:line="240"/>
+      </w:pPr>
+      <w:r>
+        <w:rPr>
+          <w:b/>
+          <w:bCs/>
+          <w:i/>
+          <w:iCs/>
+        </w:rPr>
+        <w:t xml:space="preserve">ARAC Tutor</w:t>
+      </w:r>
+      <w:r>
+        <w:t xml:space="preserve">, </w:t>
+      </w:r>
+      <w:r>
+        <w:rPr>
+          <w:b/>
+          <w:bCs/>
+        </w:rPr>
+        <w:t xml:space="preserve">America Reads and Counts at NYU</w:t>
+      </w:r>
+      <w:r>
+        <w:t xml:space="preserve">, New York, NY</w:t>
+      </w:r>
+      <w:r>
+        <w:t xml:space="preserve">	</w:t>
+      </w:r>
+      <w:r>
+        <w:t xml:space="preserve">October 2025 – Present</w:t>
       </w:r>
     </w:p>
     <w:p>
@@ -378,45 +424,7 @@
         <w:spacing w:after="0" w:before="0" w:line="240"/>
       </w:pPr>
       <w:r>
-        <w:t xml:space="preserve">Applied graduate-level statistics to analyze student assessment data, identifying patterns of need and informing differentiated instruction.</w:t>
-      </w:r>
-    </w:p>
-    <w:p>
-      <w:pPr>
-        <w:keepNext/>
-        <w:keepLines/>
-        <w:tabs>
-          <w:tab w:val="right" w:pos="10800"/>
-        </w:tabs>
-        <w:spacing w:after="0" w:before="50" w:line="240"/>
-      </w:pPr>
-      <w:r>
-        <w:rPr>
-          <w:b/>
-          <w:bCs/>
-          <w:i/>
-          <w:iCs/>
-        </w:rPr>
-        <w:t xml:space="preserve">Student Practitioner</w:t>
-      </w:r>
-      <w:r>
-        <w:t xml:space="preserve">, </w:t>
-      </w:r>
-      <w:r>
-        <w:rPr>
-          <w:b/>
-          <w:bCs/>
-        </w:rPr>
-        <w:t xml:space="preserve">Consulate-General of the Republic of Poland</w:t>
-      </w:r>
-      <w:r>
-        <w:t xml:space="preserve">, New York, NY</w:t>
-      </w:r>
-      <w:r>
-        <w:t xml:space="preserve">	</w:t>
-      </w:r>
-      <w:r>
-        <w:t xml:space="preserve">May 2024 – June 2024</w:t>
+        <w:t xml:space="preserve">Delivered embedded tutoring in a 5th-grade P.S. 42 classroom, designing small-group activities and original materials.</w:t>
       </w:r>
     </w:p>
     <w:p>
@@ -430,7 +438,7 @@
         <w:spacing w:after="0" w:before="0" w:line="240"/>
       </w:pPr>
       <w:r>
-        <w:t xml:space="preserve">Researched Polish business activities and diplomatic events, organizing findings into Excel reports and databases for consular staff.</w:t>
+        <w:t xml:space="preserve">Conducted reading and numeracy interventions for English learners, leveraging Spanish and Russian fluency to bridge language gaps; began learning Mandarin Chinese to better serve the classroom’s large Chinese-speaking population.</w:t>
       </w:r>
     </w:p>
     <w:p>
@@ -444,7 +452,87 @@
         <w:spacing w:after="0" w:before="0" w:line="240"/>
       </w:pPr>
       <w:r>
-        <w:t xml:space="preserve">Synthesized legal documents in Polish, Russian, and Ukrainian into cross-language summaries for consular proceedings; facilitated citizenship and documentation interviews for diaspora applicants in Polish, Ukrainian, and Russian.</w:t>
+        <w:t xml:space="preserve">Applied graduate-level statistics to analyze student assessment data, identifying patterns of need and informing differentiated instruction.</w:t>
+      </w:r>
+    </w:p>
+    <w:p>
+      <w:pPr>
+        <w:keepNext/>
+        <w:keepLines/>
+        <w:tabs>
+          <w:tab w:val="right" w:pos="10800"/>
+        </w:tabs>
+        <w:spacing w:after="0" w:before="50" w:line="240"/>
+      </w:pPr>
+      <w:r>
+        <w:rPr>
+          <w:b/>
+          <w:bCs/>
+          <w:i/>
+          <w:iCs/>
+        </w:rPr>
+        <w:t xml:space="preserve">Student Practitioner</w:t>
+      </w:r>
+      <w:r>
+        <w:t xml:space="preserve">, </w:t>
+      </w:r>
+      <w:r>
+        <w:rPr>
+          <w:b/>
+          <w:bCs/>
+        </w:rPr>
+        <w:t xml:space="preserve">Consulate-General of the Republic of Poland</w:t>
+      </w:r>
+      <w:r>
+        <w:t xml:space="preserve">, New York, NY</w:t>
+      </w:r>
+      <w:r>
+        <w:t xml:space="preserve">	</w:t>
+      </w:r>
+      <w:r>
+        <w:t xml:space="preserve">May 2024 – June 2024</w:t>
+      </w:r>
+    </w:p>
+    <w:p>
+      <w:pPr>
+        <w:pStyle w:val="ListParagraph"/>
+        <w:keepLines/>
+        <w:numPr>
+          <w:ilvl w:val="0"/>
+          <w:numId w:val="2"/>
+        </w:numPr>
+        <w:spacing w:after="0" w:before="0" w:line="240"/>
+      </w:pPr>
+      <w:r>
+        <w:t xml:space="preserve">Researched Polish business activities and diplomatic events, organizing findings into Excel reports and databases for consular staff.</w:t>
+      </w:r>
+    </w:p>
+    <w:p>
+      <w:pPr>
+        <w:pStyle w:val="ListParagraph"/>
+        <w:keepLines/>
+        <w:numPr>
+          <w:ilvl w:val="0"/>
+          <w:numId w:val="2"/>
+        </w:numPr>
+        <w:spacing w:after="0" w:before="0" w:line="240"/>
+      </w:pPr>
+      <w:r>
+        <w:t xml:space="preserve">Synthesized legal documents in Polish for consular proceedings.</w:t>
+      </w:r>
+    </w:p>
+    <w:p>
+      <w:pPr>
+        <w:pStyle w:val="ListParagraph"/>
+        <w:keepLines/>
+        <w:numPr>
+          <w:ilvl w:val="0"/>
+          <w:numId w:val="2"/>
+        </w:numPr>
+        <w:spacing w:after="0" w:before="0" w:line="240"/>
+      </w:pPr>
+      <w:r>
+        <w:t xml:space="preserve">Supported Polish-language citizenship and documentation interviews, assisting diaspora applicants in Ukrainian and Russian.</w:t>
       </w:r>
     </w:p>
     <w:p>
@@ -516,7 +604,7 @@
         <w:spacing w:after="0" w:before="0" w:line="240"/>
       </w:pPr>
       <w:r>
-        <w:t xml:space="preserve">Tested whether grade-level complexity of 2024–2025 New York State ELA passages is recoverable by LLMs and readability metrics: Claude Opus 4.5 (API, zero-shot chain-of-thought), six local models via Ollama (DeepSeek-R1:8B, GPT-OSS:20B, Cogito:14B, Qwen3:8B, Mistral Small 3.2, Phi-4), and a Random Forest on Flesch-Kincaid, Dale-Chall, and CTTR features.</w:t>
+        <w:t xml:space="preserve">Tested whether LLMs and readability metrics recover the grade level of 2024–2025 NYS ELA passages: Claude Opus 4.5 (zero-shot CoT), six local Ollama models (e.g., GPT-OSS, Qwen3), and a Random Forest on Flesch-Kincaid, Dale-Chall, and CTTR features.</w:t>
       </w:r>
     </w:p>
     <w:p>

--- a/Thomas_Szymanski_Resume.docx
+++ b/Thomas_Szymanski_Resume.docx
@@ -306,7 +306,7 @@
         <w:spacing w:after="0" w:before="0" w:line="240"/>
       </w:pPr>
       <w:r>
-        <w:t xml:space="preserve">Collaborated on the student matching process, research timeline, and public GitHub publishing model; interviewed student applicants for the inaugural research cycle.</w:t>
+        <w:t xml:space="preserve">Collaborated on student matching, the research timeline, and the GitHub publishing model; interviewed inaugural-cycle applicants.</w:t>
       </w:r>
     </w:p>
     <w:p>
@@ -695,7 +695,7 @@
         <w:spacing w:after="0" w:before="0" w:line="240"/>
       </w:pPr>
       <w:r>
-        <w:t xml:space="preserve">Identified verb tense/mood as the most consistent driver of item difficulty across all three frameworks, implicating morphosyntactic distractor recognition rather than conjugation recall, since the task pre-conjugates verbs.</w:t>
+        <w:t xml:space="preserve">Identified verb tense/mood as the most consistent driver of item difficulty across all three frameworks.</w:t>
       </w:r>
     </w:p>
     <w:p>
@@ -758,21 +758,84 @@
         <w:spacing w:after="0" w:before="0" w:line="240"/>
       </w:pPr>
       <w:r>
-        <w:t xml:space="preserve">Analyzed Meta’s Social Connectedness Index (SCI) with DHS lawful permanent resident data (2013–2024) to test whether Facebook-derived cross-border ties proxy Central American migration to the U.S.</w:t>
-      </w:r>
-    </w:p>
-    <w:p>
-      <w:pPr>
-        <w:pStyle w:val="ListParagraph"/>
-        <w:keepLines/>
-        <w:numPr>
-          <w:ilvl w:val="0"/>
-          <w:numId w:val="2"/>
-        </w:numPr>
-        <w:spacing w:after="0" w:before="0" w:line="240"/>
-      </w:pPr>
-      <w:r>
-        <w:t xml:space="preserve">Found Honduras, Belize, El Salvador, and Guatemala far exceed global and regional SCI averages (Honduras ~5×), with a SCI–immigration relationship much stronger than the global log-log baseline.</w:t>
+        <w:t xml:space="preserve">Analyzed Meta’s Social Connectedness Index (SCI) with DHS permanent resident data (2013–2024) as a migration proxy.</w:t>
+      </w:r>
+    </w:p>
+    <w:p>
+      <w:pPr>
+        <w:pStyle w:val="ListParagraph"/>
+        <w:keepLines/>
+        <w:numPr>
+          <w:ilvl w:val="0"/>
+          <w:numId w:val="2"/>
+        </w:numPr>
+        <w:spacing w:after="0" w:before="0" w:line="240"/>
+      </w:pPr>
+      <w:r>
+        <w:t xml:space="preserve">Found four Central American countries far exceed global SCI averages (Honduras ~5×), with a much stronger SCI–immigration link.</w:t>
+      </w:r>
+    </w:p>
+    <w:p>
+      <w:pPr>
+        <w:keepNext/>
+        <w:keepLines/>
+        <w:tabs>
+          <w:tab w:val="right" w:pos="10800"/>
+        </w:tabs>
+        <w:spacing w:after="0" w:before="50" w:line="240"/>
+      </w:pPr>
+      <w:r>
+        <w:rPr>
+          <w:b/>
+          <w:bCs/>
+        </w:rPr>
+        <w:t xml:space="preserve">Mandarin News Reader (personal project)</w:t>
+      </w:r>
+      <w:r>
+        <w:t xml:space="preserve">  —  </w:t>
+      </w:r>
+      <w:hyperlink w:history="1" r:id="rIdNewsAggregatorEn">
+        <w:r>
+          <w:t xml:space="preserve">github.com/tfs6492/news-aggregator-en</w:t>
+        </w:r>
+      </w:hyperlink>
+      <w:r>
+        <w:t xml:space="preserve">	</w:t>
+      </w:r>
+      <w:r>
+        <w:rPr>
+          <w:i/>
+          <w:iCs/>
+        </w:rPr>
+        <w:t xml:space="preserve">Fall 2026</w:t>
+      </w:r>
+    </w:p>
+    <w:p>
+      <w:pPr>
+        <w:pStyle w:val="ListParagraph"/>
+        <w:keepLines/>
+        <w:numPr>
+          <w:ilvl w:val="0"/>
+          <w:numId w:val="2"/>
+        </w:numPr>
+        <w:spacing w:after="0" w:before="0" w:line="240"/>
+      </w:pPr>
+      <w:r>
+        <w:t xml:space="preserve">Built a Python terminal app that scrapes Chinese tech/EV news and uses local LLMs (Ollama) to rewrite articles at HSK 3–4 level.</w:t>
+      </w:r>
+    </w:p>
+    <w:p>
+      <w:pPr>
+        <w:pStyle w:val="ListParagraph"/>
+        <w:keepLines/>
+        <w:numPr>
+          <w:ilvl w:val="0"/>
+          <w:numId w:val="2"/>
+        </w:numPr>
+        <w:spacing w:after="0" w:before="0" w:line="240"/>
+      </w:pPr>
+      <w:r>
+        <w:t xml:space="preserve">Added LLM-graded translation practice, an offline article library, and a custom renderer for double-width CJK text on Windows.</w:t>
       </w:r>
     </w:p>
     <w:p>
